--- a/Report1.docx
+++ b/Report1.docx
@@ -1,21 +1,72 @@
 
 <file path=word/document.xml><?xml version="1.0" encoding="utf-8"?>
-<w:document xmlns:wpc="http://schemas.microsoft.com/office/word/2010/wordprocessingCanvas" xmlns:cx="http://schemas.microsoft.com/office/drawing/2014/chartex" xmlns:cx1="http://schemas.microsoft.com/office/drawing/2015/9/8/chartex" xmlns:cx2="http://schemas.microsoft.com/office/drawing/2015/10/21/chartex" xmlns:cx3="http://schemas.microsoft.com/office/drawing/2016/5/9/chartex" xmlns:cx4="http://schemas.microsoft.com/office/drawing/2016/5/10/chartex" xmlns:cx5="http://schemas.microsoft.com/office/drawing/2016/5/11/chartex" xmlns:cx6="http://schemas.microsoft.com/office/drawing/2016/5/12/chartex" xmlns:cx7="http://schemas.microsoft.com/office/drawing/2016/5/13/chartex" xmlns:cx8="http://schemas.microsoft.com/office/drawing/2016/5/14/chartex" xmlns:mc="http://schemas.openxmlformats.org/markup-compatibility/2006" xmlns:aink="http://schemas.microsoft.com/office/drawing/2016/ink" xmlns:am3d="http://schemas.microsoft.com/office/drawing/2017/model3d" xmlns:o="urn:schemas-microsoft-com:office:office" xmlns:r="http://schemas.openxmlformats.org/officeDocument/2006/relationships" xmlns:m="http://schemas.openxmlformats.org/officeDocument/2006/math" xmlns:v="urn:schemas-microsoft-com:vml" xmlns:wp14="http://schemas.microsoft.com/office/word/2010/wordprocessingDrawing" xmlns:wp="http://schemas.openxmlformats.org/drawingml/2006/wordprocessingDrawing" xmlns:w10="urn:schemas-microsoft-com:office:word" xmlns:w="http://schemas.openxmlformats.org/wordprocessingml/2006/main" xmlns:w14="http://schemas.microsoft.com/office/word/2010/wordml" xmlns:w15="http://schemas.microsoft.com/office/word/2012/wordml" xmlns:w16cex="http://schemas.microsoft.com/office/word/2018/wordml/cex" xmlns:w16cid="http://schemas.microsoft.com/office/word/2016/wordml/cid" xmlns:w16="http://schemas.microsoft.com/office/word/2018/wordml" xmlns:w16sdtdh="http://schemas.microsoft.com/office/word/2020/wordml/sdtdatahash" xmlns:w16se="http://schemas.microsoft.com/office/word/2015/wordml/symex" xmlns:wpg="http://schemas.microsoft.com/office/word/2010/wordprocessingGroup" xmlns:wpi="http://schemas.microsoft.com/office/word/2010/wordprocessingInk" xmlns:wne="http://schemas.microsoft.com/office/word/2006/wordml" xmlns:wps="http://schemas.microsoft.com/office/word/2010/wordprocessingShape" mc:Ignorable="w14 w15 w16se w16cid w16 w16cex w16sdtdh wp14">
+<w:document xmlns:wpc="http://schemas.microsoft.com/office/word/2010/wordprocessingCanvas" xmlns:cx="http://schemas.microsoft.com/office/drawing/2014/chartex" xmlns:cx1="http://schemas.microsoft.com/office/drawing/2015/9/8/chartex" xmlns:cx2="http://schemas.microsoft.com/office/drawing/2015/10/21/chartex" xmlns:cx3="http://schemas.microsoft.com/office/drawing/2016/5/9/chartex" xmlns:cx4="http://schemas.microsoft.com/office/drawing/2016/5/10/chartex" xmlns:cx5="http://schemas.microsoft.com/office/drawing/2016/5/11/chartex" xmlns:cx6="http://schemas.microsoft.com/office/drawing/2016/5/12/chartex" xmlns:cx7="http://schemas.microsoft.com/office/drawing/2016/5/13/chartex" xmlns:cx8="http://schemas.microsoft.com/office/drawing/2016/5/14/chartex" xmlns:mc="http://schemas.openxmlformats.org/markup-compatibility/2006" xmlns:aink="http://schemas.microsoft.com/office/drawing/2016/ink" xmlns:am3d="http://schemas.microsoft.com/office/drawing/2017/model3d" xmlns:o="urn:schemas-microsoft-com:office:office" xmlns:oel="http://schemas.microsoft.com/office/2019/extlst" xmlns:r="http://schemas.openxmlformats.org/officeDocument/2006/relationships" xmlns:m="http://schemas.openxmlformats.org/officeDocument/2006/math" xmlns:v="urn:schemas-microsoft-com:vml" xmlns:wp14="http://schemas.microsoft.com/office/word/2010/wordprocessingDrawing" xmlns:wp="http://schemas.openxmlformats.org/drawingml/2006/wordprocessingDrawing" xmlns:w10="urn:schemas-microsoft-com:office:word" xmlns:w="http://schemas.openxmlformats.org/wordprocessingml/2006/main" xmlns:w14="http://schemas.microsoft.com/office/word/2010/wordml" xmlns:w15="http://schemas.microsoft.com/office/word/2012/wordml" xmlns:w16cex="http://schemas.microsoft.com/office/word/2018/wordml/cex" xmlns:w16cid="http://schemas.microsoft.com/office/word/2016/wordml/cid" xmlns:w16="http://schemas.microsoft.com/office/word/2018/wordml" xmlns:w16du="http://schemas.microsoft.com/office/word/2023/wordml/word16du" xmlns:w16sdtdh="http://schemas.microsoft.com/office/word/2020/wordml/sdtdatahash" xmlns:w16sdtfl="http://schemas.microsoft.com/office/word/2024/wordml/sdtformatlock" xmlns:w16se="http://schemas.microsoft.com/office/word/2015/wordml/symex" xmlns:wpg="http://schemas.microsoft.com/office/word/2010/wordprocessingGroup" xmlns:wpi="http://schemas.microsoft.com/office/word/2010/wordprocessingInk" xmlns:wne="http://schemas.microsoft.com/office/word/2006/wordml" xmlns:wps="http://schemas.microsoft.com/office/word/2010/wordprocessingShape" mc:Ignorable="w14 w15 w16se w16cid w16 w16cex w16sdtdh w16sdtfl w16du wp14">
   <w:body>
     <w:p>
       <w:pPr>
         <w:jc w:val="center"/>
         <w:rPr>
-          <w:lang w:val="ru-RU"/>
-        </w:rPr>
-      </w:pPr>
-      <w:r>
-        <w:rPr>
-          <w:b/>
-          <w:bCs/>
-          <w:lang w:val="ru-RU"/>
-        </w:rPr>
-        <w:t>МИНИСТЕРСТВО СЕЛЬСКОГО ХОЗЯЙСТВА РОССИЙСКОЙ ФЕДЕРАЦИИ</w:t>
+          <w:b/>
+          <w:bCs/>
+          <w:lang w:val="ru-RU"/>
+        </w:rPr>
+      </w:pPr>
+      <w:r>
+        <w:rPr>
+          <w:b/>
+          <w:bCs/>
+          <w:lang w:val="ru-RU"/>
+        </w:rPr>
+        <w:t>МИНИСТЕРСТВО СЕЛЬСКОГО ХОЗЯЙСТВА РОССИЙСКОЙ ФЕДЕРАЦИИ ФГБОУ ВО РГАУ-МСХА имени К.А. Тимирязева Центр «Проектный институт цифровой трансформации АПК»</w:t>
+      </w:r>
+    </w:p>
+    <w:p>
+      <w:pPr>
+        <w:jc w:val="center"/>
+        <w:rPr>
+          <w:b/>
+          <w:bCs/>
+          <w:lang w:val="ru-RU"/>
+        </w:rPr>
+      </w:pPr>
+      <w:r>
+        <w:rPr>
+          <w:b/>
+          <w:bCs/>
+          <w:lang w:val="ru-RU"/>
+        </w:rPr>
+        <w:t>ОТЧЁТ О ПРОДЕЛАННОЙ РАБОТЕ (ДЕНЬ 1) Внутривузовский хакатон «</w:t>
+      </w:r>
+      <w:r>
+        <w:rPr>
+          <w:b/>
+          <w:bCs/>
+        </w:rPr>
+        <w:t>AgroDataCode</w:t>
+      </w:r>
+      <w:r>
+        <w:rPr>
+          <w:b/>
+          <w:bCs/>
+          <w:lang w:val="ru-RU"/>
+        </w:rPr>
+        <w:t>»</w:t>
+      </w:r>
+    </w:p>
+    <w:p>
+      <w:pPr>
+        <w:jc w:val="both"/>
+        <w:rPr>
+          <w:lang w:val="ru-RU"/>
+        </w:rPr>
+      </w:pPr>
+      <w:r>
+        <w:rPr>
+          <w:b/>
+          <w:bCs/>
+          <w:lang w:val="ru-RU"/>
+        </w:rPr>
+        <w:t>Направление:</w:t>
       </w:r>
       <w:r>
         <w:rPr>
@@ -25,104 +76,130 @@
       </w:r>
       <w:r>
         <w:rPr>
-          <w:b/>
-          <w:bCs/>
-          <w:lang w:val="ru-RU"/>
-        </w:rPr>
-        <w:t>ФГБОУ ВО РГАУ-МСХА имени К.А. Тимирязева</w:t>
-      </w:r>
-      <w:r>
-        <w:rPr>
+          <w:lang w:val="ru-RU"/>
+        </w:rPr>
+        <w:t xml:space="preserve">2. </w:t>
+      </w:r>
+      <w:r>
+        <w:rPr>
+          <w:lang w:val="ru-RU"/>
+        </w:rPr>
+        <w:t>«</w:t>
+      </w:r>
+      <w:r>
+        <w:rPr>
+          <w:lang w:val="ru-RU"/>
+        </w:rPr>
+        <w:t>Интеллектуальные тепличные комплексы и вертикальные</w:t>
+      </w:r>
+      <w:r>
+        <w:rPr>
+          <w:lang w:val="ru-RU"/>
+        </w:rPr>
+        <w:t>»</w:t>
+      </w:r>
+      <w:r>
+        <w:rPr>
+          <w:lang w:val="ru-RU"/>
+        </w:rPr>
+        <w:t xml:space="preserve"> фермы. </w:t>
+      </w:r>
+      <w:r>
+        <w:rPr>
+          <w:lang w:val="ru-RU"/>
+        </w:rPr>
+        <w:br/>
+      </w:r>
+      <w:r>
+        <w:rPr>
+          <w:b/>
+          <w:bCs/>
+          <w:lang w:val="ru-RU"/>
+        </w:rPr>
+        <w:t>Тема проекта:</w:t>
+      </w:r>
+      <w:r>
+        <w:rPr>
+          <w:lang w:val="ru-RU"/>
+        </w:rPr>
+        <w:t xml:space="preserve"> Автоматизированная система управления микроклиматом умной теплицы.</w:t>
+      </w:r>
+      <w:r>
+        <w:rPr>
+          <w:lang w:val="ru-RU"/>
+        </w:rPr>
+        <w:br/>
+      </w:r>
+      <w:r>
+        <w:rPr>
+          <w:b/>
+          <w:bCs/>
+          <w:lang w:val="ru-RU"/>
+        </w:rPr>
+        <w:t>Отчёт составили</w:t>
+      </w:r>
+      <w:r>
+        <w:rPr>
+          <w:b/>
+          <w:bCs/>
+          <w:lang w:val="ru-RU"/>
+        </w:rPr>
+        <w:t>:</w:t>
+      </w:r>
+      <w:r>
+        <w:rPr>
+          <w:b/>
+          <w:bCs/>
           <w:lang w:val="ru-RU"/>
         </w:rPr>
         <w:t xml:space="preserve"> </w:t>
       </w:r>
       <w:r>
         <w:rPr>
-          <w:b/>
-          <w:bCs/>
-          <w:lang w:val="ru-RU"/>
-        </w:rPr>
-        <w:t>Центр «Проектный институт цифровой трансформации АПК»</w:t>
+          <w:lang w:val="ru-RU"/>
+        </w:rPr>
+        <w:t>студенты</w:t>
+      </w:r>
+      <w:r>
+        <w:rPr>
+          <w:lang w:val="ru-RU"/>
+        </w:rPr>
+        <w:t xml:space="preserve"> группы ДЭ 24-25 </w:t>
+      </w:r>
+      <w:r>
+        <w:rPr>
+          <w:lang w:val="ru-RU"/>
+        </w:rPr>
+        <w:t>–</w:t>
+      </w:r>
+      <w:r>
+        <w:rPr>
+          <w:lang w:val="ru-RU"/>
+        </w:rPr>
+        <w:t xml:space="preserve"> Чернявский Александр, Богомазов Илья</w:t>
       </w:r>
     </w:p>
     <w:p>
       <w:pPr>
         <w:jc w:val="center"/>
         <w:rPr>
-          <w:lang w:val="ru-RU"/>
-        </w:rPr>
-      </w:pPr>
-      <w:r>
-        <w:rPr>
-          <w:b/>
-          <w:bCs/>
-          <w:lang w:val="ru-RU"/>
-        </w:rPr>
-        <w:t>ОТЧЁТ О ПРОДЕЛАННОЙ РАБОТЕ (ДЕНЬ 1)</w:t>
-      </w:r>
-      <w:r>
-        <w:rPr>
-          <w:lang w:val="ru-RU"/>
-        </w:rPr>
-        <w:t xml:space="preserve"> </w:t>
-      </w:r>
-      <w:proofErr w:type="spellStart"/>
-      <w:r>
-        <w:rPr>
-          <w:b/>
-          <w:bCs/>
-          <w:lang w:val="ru-RU"/>
-        </w:rPr>
-        <w:t>Внутривузовский</w:t>
-      </w:r>
-      <w:proofErr w:type="spellEnd"/>
-      <w:r>
-        <w:rPr>
-          <w:b/>
-          <w:bCs/>
-          <w:lang w:val="ru-RU"/>
-        </w:rPr>
-        <w:t xml:space="preserve"> </w:t>
-      </w:r>
-      <w:proofErr w:type="spellStart"/>
-      <w:r>
-        <w:rPr>
-          <w:b/>
-          <w:bCs/>
-          <w:lang w:val="ru-RU"/>
-        </w:rPr>
-        <w:t>хакатон</w:t>
-      </w:r>
-      <w:proofErr w:type="spellEnd"/>
-      <w:r>
-        <w:rPr>
-          <w:b/>
-          <w:bCs/>
-          <w:lang w:val="ru-RU"/>
-        </w:rPr>
-        <w:t xml:space="preserve"> «</w:t>
-      </w:r>
-      <w:proofErr w:type="spellStart"/>
-      <w:r>
-        <w:rPr>
-          <w:b/>
-          <w:bCs/>
-        </w:rPr>
-        <w:t>AgroDataCode</w:t>
-      </w:r>
-      <w:proofErr w:type="spellEnd"/>
-      <w:r>
-        <w:rPr>
-          <w:b/>
-          <w:bCs/>
-          <w:lang w:val="ru-RU"/>
-        </w:rPr>
-        <w:t>»</w:t>
-      </w:r>
-    </w:p>
-    <w:p>
-      <w:pPr>
+          <w:b/>
+          <w:bCs/>
+          <w:lang w:val="ru-RU"/>
+        </w:rPr>
+      </w:pPr>
+      <w:r>
+        <w:rPr>
+          <w:b/>
+          <w:bCs/>
+          <w:lang w:val="ru-RU"/>
+        </w:rPr>
+        <w:t>1. Описание сюжета и предметной области</w:t>
+      </w:r>
+    </w:p>
+    <w:p>
+      <w:pPr>
+        <w:ind w:firstLine="720"/>
         <w:jc w:val="both"/>
         <w:rPr>
           <w:lang w:val="ru-RU"/>
@@ -130,49 +207,9 @@
       </w:pPr>
       <w:r>
         <w:rPr>
-          <w:b/>
-          <w:bCs/>
-          <w:lang w:val="ru-RU"/>
-        </w:rPr>
-        <w:t>Направление:</w:t>
-      </w:r>
-      <w:r>
-        <w:rPr>
-          <w:lang w:val="ru-RU"/>
-        </w:rPr>
-        <w:t xml:space="preserve"> 2. Интеллектуальные тепличные комплексы и вертикальные фермы. </w:t>
-      </w:r>
-      <w:r>
-        <w:rPr>
-          <w:b/>
-          <w:bCs/>
-          <w:lang w:val="ru-RU"/>
-        </w:rPr>
-        <w:t>Тема проекта:</w:t>
-      </w:r>
-      <w:r>
-        <w:rPr>
-          <w:lang w:val="ru-RU"/>
-        </w:rPr>
-        <w:t xml:space="preserve"> Автоматизированная система управления микроклиматом умной теплицы (</w:t>
-      </w:r>
-      <w:r>
-        <w:t>Smart</w:t>
-      </w:r>
-      <w:r>
-        <w:rPr>
-          <w:lang w:val="ru-RU"/>
-        </w:rPr>
-        <w:t xml:space="preserve"> </w:t>
-      </w:r>
-      <w:r>
-        <w:t>Greenhouse</w:t>
-      </w:r>
-      <w:r>
-        <w:rPr>
-          <w:lang w:val="ru-RU"/>
-        </w:rPr>
-        <w:t xml:space="preserve"> </w:t>
+          <w:lang w:val="ru-RU"/>
+        </w:rPr>
+        <w:t>Разработано консольное приложение (</w:t>
       </w:r>
       <w:r>
         <w:t>TUI</w:t>
@@ -181,83 +218,46 @@
         <w:rPr>
           <w:lang w:val="ru-RU"/>
         </w:rPr>
-        <w:t>).</w:t>
-      </w:r>
-    </w:p>
-    <w:p>
-      <w:pPr>
+        <w:t xml:space="preserve">-симулятор), моделирующее работу автоматизированной теплицы. Система в реальном времени (пошагово) отслеживает состояние растений и параметры окружающей среды. Главная задача системы </w:t>
+      </w:r>
+      <w:r>
+        <w:rPr>
+          <w:lang w:val="ru-RU"/>
+        </w:rPr>
+        <w:t>–</w:t>
+      </w:r>
+      <w:r>
+        <w:rPr>
+          <w:lang w:val="ru-RU"/>
+        </w:rPr>
+        <w:t xml:space="preserve"> автоматически поддерживать микроклимат (температуру, влажность, освещение) в пределах комфортных зон для всех выращиваемых культур, учитывая их индивидуальные биологические циклы (сна и бодрствования), а также внешние погодные условия.</w:t>
+      </w:r>
+    </w:p>
+    <w:p>
+      <w:pPr>
+        <w:jc w:val="center"/>
+        <w:rPr>
+          <w:b/>
+          <w:bCs/>
+          <w:lang w:val="ru-RU"/>
+        </w:rPr>
+      </w:pPr>
+      <w:r>
+        <w:rPr>
+          <w:b/>
+          <w:bCs/>
+          <w:lang w:val="ru-RU"/>
+        </w:rPr>
+        <w:t>2. Архитектура и ООП-модель</w:t>
+      </w:r>
+    </w:p>
+    <w:p>
+      <w:pPr>
+        <w:ind w:firstLine="720"/>
         <w:jc w:val="both"/>
         <w:rPr>
-          <w:b/>
-          <w:bCs/>
-          <w:lang w:val="ru-RU"/>
-        </w:rPr>
-      </w:pPr>
-      <w:r>
-        <w:rPr>
-          <w:b/>
-          <w:bCs/>
-          <w:lang w:val="ru-RU"/>
-        </w:rPr>
-        <w:t>1. Описание сюжета и предметной области</w:t>
-      </w:r>
-    </w:p>
-    <w:p>
-      <w:pPr>
-        <w:jc w:val="both"/>
-        <w:rPr>
-          <w:lang w:val="ru-RU"/>
-        </w:rPr>
-      </w:pPr>
-      <w:r>
-        <w:rPr>
-          <w:lang w:val="ru-RU"/>
-        </w:rPr>
-        <w:t>Разработано консольное приложение (</w:t>
-      </w:r>
-      <w:r>
-        <w:t>TUI</w:t>
-      </w:r>
-      <w:r>
-        <w:rPr>
-          <w:lang w:val="ru-RU"/>
-        </w:rPr>
-        <w:t xml:space="preserve">-симулятор), моделирующее работу автоматизированной теплицы. Система в реальном времени (пошагово) отслеживает состояние растений и параметры окружающей среды. Главная задача системы </w:t>
-      </w:r>
-      <w:r>
-        <w:rPr>
-          <w:lang w:val="ru-RU"/>
-        </w:rPr>
-        <w:t>–</w:t>
-      </w:r>
-      <w:r>
-        <w:rPr>
-          <w:lang w:val="ru-RU"/>
-        </w:rPr>
-        <w:t xml:space="preserve"> автоматически поддерживать микроклимат (температуру, влажность, освещение) в пределах комфортных зон для всех выращиваемых культур, учитывая их индивидуальные биологические циклы (сна и бодрствования), а также внешние погодные условия.</w:t>
-      </w:r>
-    </w:p>
-    <w:p>
-      <w:pPr>
-        <w:jc w:val="both"/>
-        <w:rPr>
-          <w:b/>
-          <w:bCs/>
-          <w:lang w:val="ru-RU"/>
-        </w:rPr>
-      </w:pPr>
-      <w:r>
-        <w:rPr>
-          <w:b/>
-          <w:bCs/>
-          <w:lang w:val="ru-RU"/>
-        </w:rPr>
-        <w:t>2. Архитектура и ООП-модель</w:t>
-      </w:r>
-    </w:p>
-    <w:p>
-      <w:pPr>
-        <w:jc w:val="both"/>
+          <w:lang w:val="ru-RU"/>
+        </w:rPr>
       </w:pPr>
       <w:r>
         <w:rPr>
@@ -265,54 +265,24 @@
         </w:rPr>
         <w:t xml:space="preserve">Архитектура построена на принципах объектно-ориентированного программирования с использованием паттерна «Компоновщик» и агрегации. </w:t>
       </w:r>
-      <w:proofErr w:type="spellStart"/>
-      <w:r>
-        <w:t>Выделены</w:t>
-      </w:r>
-      <w:proofErr w:type="spellEnd"/>
-      <w:r>
-        <w:t xml:space="preserve"> </w:t>
-      </w:r>
-      <w:proofErr w:type="spellStart"/>
-      <w:r>
-        <w:t>следующие</w:t>
-      </w:r>
-      <w:proofErr w:type="spellEnd"/>
-      <w:r>
-        <w:t xml:space="preserve"> </w:t>
-      </w:r>
-      <w:proofErr w:type="spellStart"/>
-      <w:r>
-        <w:t>ключевые</w:t>
-      </w:r>
-      <w:proofErr w:type="spellEnd"/>
-      <w:r>
-        <w:t xml:space="preserve"> </w:t>
-      </w:r>
-      <w:proofErr w:type="spellStart"/>
-      <w:r>
-        <w:t>сущности</w:t>
-      </w:r>
-      <w:proofErr w:type="spellEnd"/>
-      <w:r>
-        <w:t xml:space="preserve"> (</w:t>
-      </w:r>
-      <w:proofErr w:type="spellStart"/>
-      <w:r>
-        <w:t>классы</w:t>
-      </w:r>
-      <w:proofErr w:type="spellEnd"/>
-      <w:r>
-        <w:t>):</w:t>
-      </w:r>
-    </w:p>
-    <w:p>
-      <w:pPr>
+      <w:r>
+        <w:rPr>
+          <w:lang w:val="ru-RU"/>
+        </w:rPr>
+        <w:t>Выделены следующие ключевые сущности (классы):</w:t>
+      </w:r>
+    </w:p>
+    <w:p>
+      <w:pPr>
+        <w:pStyle w:val="a3"/>
         <w:numPr>
           <w:ilvl w:val="0"/>
-          <w:numId w:val="1"/>
+          <w:numId w:val="5"/>
         </w:numPr>
         <w:jc w:val="both"/>
+        <w:rPr>
+          <w:lang w:val="ru-RU"/>
+        </w:rPr>
       </w:pPr>
       <w:r>
         <w:rPr>
@@ -333,62 +303,15 @@
         <w:rPr>
           <w:lang w:val="ru-RU"/>
         </w:rPr>
-        <w:t xml:space="preserve"> Инкапсулирует состояние отдельного растения (здоровье, стадия роста, комфортная температура, цикл сна). </w:t>
-      </w:r>
-      <w:proofErr w:type="spellStart"/>
-      <w:r>
-        <w:t>Отвечает</w:t>
-      </w:r>
-      <w:proofErr w:type="spellEnd"/>
-      <w:r>
-        <w:t xml:space="preserve"> </w:t>
-      </w:r>
-      <w:proofErr w:type="spellStart"/>
-      <w:r>
-        <w:t>за</w:t>
-      </w:r>
-      <w:proofErr w:type="spellEnd"/>
-      <w:r>
-        <w:t xml:space="preserve"> </w:t>
-      </w:r>
-      <w:proofErr w:type="spellStart"/>
-      <w:r>
-        <w:t>логику</w:t>
-      </w:r>
-      <w:proofErr w:type="spellEnd"/>
-      <w:r>
-        <w:t xml:space="preserve"> </w:t>
-      </w:r>
-      <w:proofErr w:type="spellStart"/>
-      <w:r>
-        <w:t>обновления</w:t>
-      </w:r>
-      <w:proofErr w:type="spellEnd"/>
-      <w:r>
-        <w:t xml:space="preserve"> </w:t>
-      </w:r>
-      <w:proofErr w:type="spellStart"/>
-      <w:r>
-        <w:t>здоровья</w:t>
-      </w:r>
-      <w:proofErr w:type="spellEnd"/>
-      <w:r>
-        <w:t xml:space="preserve"> и </w:t>
-      </w:r>
-      <w:proofErr w:type="spellStart"/>
-      <w:r>
-        <w:t>роста</w:t>
-      </w:r>
-      <w:proofErr w:type="spellEnd"/>
-      <w:r>
-        <w:t>.</w:t>
-      </w:r>
-    </w:p>
-    <w:p>
-      <w:pPr>
+        <w:t xml:space="preserve"> Инкапсулирует состояние отдельного растения (здоровье, стадия роста, комфортная температура, цикл сна). Отвечает за логику обновления здоровья и роста.</w:t>
+      </w:r>
+    </w:p>
+    <w:p>
+      <w:pPr>
+        <w:pStyle w:val="a3"/>
         <w:numPr>
           <w:ilvl w:val="0"/>
-          <w:numId w:val="1"/>
+          <w:numId w:val="5"/>
         </w:numPr>
         <w:jc w:val="both"/>
         <w:rPr>
@@ -428,9 +351,10 @@
     </w:p>
     <w:p>
       <w:pPr>
+        <w:pStyle w:val="a3"/>
         <w:numPr>
           <w:ilvl w:val="0"/>
-          <w:numId w:val="1"/>
+          <w:numId w:val="5"/>
         </w:numPr>
         <w:jc w:val="both"/>
         <w:rPr>
@@ -450,46 +374,27 @@
           <w:bCs/>
           <w:lang w:val="ru-RU"/>
         </w:rPr>
-        <w:t xml:space="preserve"> (Оборудование):</w:t>
-      </w:r>
-      <w:r>
-        <w:rPr>
-          <w:lang w:val="ru-RU"/>
-        </w:rPr>
-        <w:t xml:space="preserve"> </w:t>
-      </w:r>
-      <w:proofErr w:type="spellStart"/>
-      <w:r>
-        <w:rPr>
-          <w:lang w:val="ru-RU"/>
-        </w:rPr>
-        <w:t>Актюаторы</w:t>
-      </w:r>
-      <w:proofErr w:type="spellEnd"/>
-      <w:r>
-        <w:rPr>
-          <w:lang w:val="ru-RU"/>
-        </w:rPr>
-        <w:t xml:space="preserve"> (обогреватель, охладитель, увлажнитель, </w:t>
-      </w:r>
-      <w:r>
-        <w:rPr>
-          <w:lang w:val="ru-RU"/>
-        </w:rPr>
-        <w:t>освещение</w:t>
-      </w:r>
-      <w:r>
-        <w:rPr>
-          <w:lang w:val="ru-RU"/>
-        </w:rPr>
-        <w:t>, полив). Содержит алгоритм автоматической регуляции климата.</w:t>
-      </w:r>
-    </w:p>
-    <w:p>
-      <w:pPr>
+        <w:t xml:space="preserve"> (Оборудование): </w:t>
+      </w:r>
+      <w:r>
+        <w:rPr>
+          <w:lang w:val="ru-RU"/>
+        </w:rPr>
+        <w:t>О</w:t>
+      </w:r>
+      <w:r>
+        <w:rPr>
+          <w:lang w:val="ru-RU"/>
+        </w:rPr>
+        <w:t>богреватель, охладитель, увлажнитель, освещение, полив. Содержит алгоритм автоматической регуляции климата.</w:t>
+      </w:r>
+    </w:p>
+    <w:p>
+      <w:pPr>
+        <w:pStyle w:val="a3"/>
         <w:numPr>
           <w:ilvl w:val="0"/>
-          <w:numId w:val="1"/>
+          <w:numId w:val="5"/>
         </w:numPr>
         <w:jc w:val="both"/>
         <w:rPr>
@@ -520,9 +425,10 @@
     </w:p>
     <w:p>
       <w:pPr>
+        <w:pStyle w:val="a3"/>
         <w:numPr>
           <w:ilvl w:val="0"/>
-          <w:numId w:val="1"/>
+          <w:numId w:val="5"/>
         </w:numPr>
         <w:jc w:val="both"/>
         <w:rPr>
@@ -594,17 +500,9 @@
       </w:pPr>
       <w:r>
         <w:rPr>
-          <w:b/>
-          <w:bCs/>
-          <w:lang w:val="ru-RU"/>
-        </w:rPr>
-        <w:t>Связи:</w:t>
-      </w:r>
-      <w:r>
-        <w:rPr>
-          <w:lang w:val="ru-RU"/>
-        </w:rPr>
-        <w:t xml:space="preserve"> Класс </w:t>
+          <w:lang w:val="ru-RU"/>
+        </w:rPr>
+        <w:t xml:space="preserve">Связи: Класс </w:t>
       </w:r>
       <w:r>
         <w:t>Greenhouse</w:t>
@@ -645,142 +543,93 @@
     </w:p>
     <w:p>
       <w:pPr>
+        <w:jc w:val="center"/>
+        <w:rPr>
+          <w:b/>
+          <w:bCs/>
+        </w:rPr>
+      </w:pPr>
+      <w:r>
+        <w:rPr>
+          <w:b/>
+          <w:bCs/>
+        </w:rPr>
+        <w:t>3. Обоснование выбора структур данных</w:t>
+      </w:r>
+    </w:p>
+    <w:p>
+      <w:pPr>
         <w:jc w:val="both"/>
         <w:rPr>
-          <w:b/>
-          <w:bCs/>
-        </w:rPr>
-      </w:pPr>
-      <w:r>
-        <w:rPr>
-          <w:b/>
-          <w:bCs/>
-        </w:rPr>
-        <w:t xml:space="preserve">3. </w:t>
-      </w:r>
-      <w:proofErr w:type="spellStart"/>
-      <w:r>
-        <w:rPr>
-          <w:b/>
-          <w:bCs/>
+          <w:lang w:val="ru-RU"/>
+        </w:rPr>
+      </w:pPr>
+      <w:r>
+        <w:rPr>
+          <w:b/>
+          <w:bCs/>
+          <w:lang w:val="ru-RU"/>
+        </w:rPr>
+        <w:t>Динамический массив (</w:t>
+      </w:r>
+      <w:r>
+        <w:rPr>
+          <w:b/>
+          <w:bCs/>
+        </w:rPr>
+        <w:t>List</w:t>
+      </w:r>
+      <w:r>
+        <w:rPr>
+          <w:b/>
+          <w:bCs/>
+          <w:lang w:val="ru-RU"/>
+        </w:rPr>
+        <w:t>[</w:t>
+      </w:r>
+      <w:r>
+        <w:rPr>
+          <w:b/>
+          <w:bCs/>
+        </w:rPr>
+        <w:t>Plant</w:t>
+      </w:r>
+      <w:r>
+        <w:rPr>
+          <w:b/>
+          <w:bCs/>
+          <w:lang w:val="ru-RU"/>
+        </w:rPr>
+        <w:t>]):</w:t>
+      </w:r>
+      <w:r>
+        <w:rPr>
+          <w:lang w:val="ru-RU"/>
+        </w:rPr>
+        <w:t xml:space="preserve"> Используется для хранения списка растений (</w:t>
+      </w:r>
+      <w:r>
+        <w:t>bedlist</w:t>
+      </w:r>
+      <w:r>
+        <w:rPr>
+          <w:lang w:val="ru-RU"/>
+        </w:rPr>
+        <w:t xml:space="preserve">). </w:t>
+      </w:r>
+    </w:p>
+    <w:p>
+      <w:pPr>
+        <w:jc w:val="both"/>
+        <w:rPr>
+          <w:lang w:val="ru-RU"/>
+        </w:rPr>
+      </w:pPr>
+      <w:r>
+        <w:rPr>
+          <w:lang w:val="ru-RU"/>
         </w:rPr>
         <w:t>Обоснование</w:t>
-      </w:r>
-      <w:proofErr w:type="spellEnd"/>
-      <w:r>
-        <w:rPr>
-          <w:b/>
-          <w:bCs/>
-        </w:rPr>
-        <w:t xml:space="preserve"> </w:t>
-      </w:r>
-      <w:proofErr w:type="spellStart"/>
-      <w:r>
-        <w:rPr>
-          <w:b/>
-          <w:bCs/>
-        </w:rPr>
-        <w:t>выбора</w:t>
-      </w:r>
-      <w:proofErr w:type="spellEnd"/>
-      <w:r>
-        <w:rPr>
-          <w:b/>
-          <w:bCs/>
-        </w:rPr>
-        <w:t xml:space="preserve"> </w:t>
-      </w:r>
-      <w:proofErr w:type="spellStart"/>
-      <w:r>
-        <w:rPr>
-          <w:b/>
-          <w:bCs/>
-        </w:rPr>
-        <w:t>структур</w:t>
-      </w:r>
-      <w:proofErr w:type="spellEnd"/>
-      <w:r>
-        <w:rPr>
-          <w:b/>
-          <w:bCs/>
-        </w:rPr>
-        <w:t xml:space="preserve"> </w:t>
-      </w:r>
-      <w:proofErr w:type="spellStart"/>
-      <w:r>
-        <w:rPr>
-          <w:b/>
-          <w:bCs/>
-        </w:rPr>
-        <w:t>данных</w:t>
-      </w:r>
-      <w:proofErr w:type="spellEnd"/>
-    </w:p>
-    <w:p>
-      <w:pPr>
-        <w:numPr>
-          <w:ilvl w:val="0"/>
-          <w:numId w:val="2"/>
-        </w:numPr>
-        <w:jc w:val="both"/>
-        <w:rPr>
-          <w:lang w:val="ru-RU"/>
-        </w:rPr>
-      </w:pPr>
-      <w:r>
-        <w:rPr>
-          <w:b/>
-          <w:bCs/>
-          <w:lang w:val="ru-RU"/>
-        </w:rPr>
-        <w:t>Динамический массив (</w:t>
-      </w:r>
-      <w:r>
-        <w:rPr>
-          <w:b/>
-          <w:bCs/>
-        </w:rPr>
-        <w:t>List</w:t>
-      </w:r>
-      <w:r>
-        <w:rPr>
-          <w:b/>
-          <w:bCs/>
-          <w:lang w:val="ru-RU"/>
-        </w:rPr>
-        <w:t>[</w:t>
-      </w:r>
-      <w:r>
-        <w:rPr>
-          <w:b/>
-          <w:bCs/>
-        </w:rPr>
-        <w:t>Plant</w:t>
-      </w:r>
-      <w:r>
-        <w:rPr>
-          <w:b/>
-          <w:bCs/>
-          <w:lang w:val="ru-RU"/>
-        </w:rPr>
-        <w:t>]):</w:t>
-      </w:r>
-      <w:r>
-        <w:rPr>
-          <w:lang w:val="ru-RU"/>
-        </w:rPr>
-        <w:t xml:space="preserve"> Используется для хранения списка растений (</w:t>
-      </w:r>
-      <w:proofErr w:type="spellStart"/>
-      <w:r>
-        <w:t>bedlist</w:t>
-      </w:r>
-      <w:proofErr w:type="spellEnd"/>
-      <w:r>
-        <w:rPr>
-          <w:lang w:val="ru-RU"/>
-        </w:rPr>
-        <w:t xml:space="preserve">). </w:t>
       </w:r>
       <w:r>
         <w:rPr>
@@ -788,7 +637,7 @@
           <w:iCs/>
           <w:lang w:val="ru-RU"/>
         </w:rPr>
-        <w:t>Обоснование:</w:t>
+        <w:t>:</w:t>
       </w:r>
       <w:r>
         <w:rPr>
@@ -817,10 +666,6 @@
     </w:p>
     <w:p>
       <w:pPr>
-        <w:numPr>
-          <w:ilvl w:val="0"/>
-          <w:numId w:val="2"/>
-        </w:numPr>
         <w:jc w:val="both"/>
         <w:rPr>
           <w:lang w:val="ru-RU"/>
@@ -847,27 +692,8 @@
           <w:bCs/>
           <w:lang w:val="ru-RU"/>
         </w:rPr>
-        <w:t xml:space="preserve">) и </w:t>
-      </w:r>
-      <w:proofErr w:type="spellStart"/>
-      <w:r>
-        <w:rPr>
-          <w:b/>
-          <w:bCs/>
-          <w:lang w:val="ru-RU"/>
-        </w:rPr>
-        <w:t>Датаклассы</w:t>
-      </w:r>
-      <w:proofErr w:type="spellEnd"/>
-      <w:r>
-        <w:rPr>
-          <w:b/>
-          <w:bCs/>
-          <w:lang w:val="ru-RU"/>
-        </w:rPr>
-        <w:t xml:space="preserve"> (@</w:t>
-      </w:r>
-      <w:proofErr w:type="spellStart"/>
+        <w:t>) и Датаклассы (@</w:t>
+      </w:r>
       <w:r>
         <w:rPr>
           <w:b/>
@@ -875,7 +701,6 @@
         </w:rPr>
         <w:t>dataclass</w:t>
       </w:r>
-      <w:proofErr w:type="spellEnd"/>
       <w:r>
         <w:rPr>
           <w:b/>
@@ -889,543 +714,13 @@
           <w:lang w:val="ru-RU"/>
         </w:rPr>
         <w:t xml:space="preserve"> Используются для хранения неизменяемых или строго типизированных параметров (например, </w:t>
-      </w:r>
-      <w:r>
-        <w:t>comfort</w:t>
-      </w:r>
-      <w:r>
-        <w:rPr>
-          <w:lang w:val="ru-RU"/>
-        </w:rPr>
-        <w:t>_</w:t>
-      </w:r>
-      <w:r>
-        <w:t>temperature</w:t>
-      </w:r>
-      <w:r>
-        <w:rPr>
-          <w:lang w:val="ru-RU"/>
-        </w:rPr>
-        <w:t xml:space="preserve">, </w:t>
-      </w:r>
-      <w:r>
-        <w:t>sleep</w:t>
-      </w:r>
-      <w:r>
-        <w:rPr>
-          <w:lang w:val="ru-RU"/>
-        </w:rPr>
-        <w:t>_</w:t>
-      </w:r>
-      <w:r>
-        <w:t>cycle</w:t>
-      </w:r>
-      <w:r>
-        <w:rPr>
-          <w:lang w:val="ru-RU"/>
-        </w:rPr>
-        <w:t xml:space="preserve">, параметры среды). </w:t>
       </w:r>
       <w:r>
         <w:rPr>
           <w:i/>
           <w:iCs/>
-          <w:lang w:val="ru-RU"/>
-        </w:rPr>
-        <w:t>Обоснование:</w:t>
-      </w:r>
-      <w:r>
-        <w:rPr>
-          <w:lang w:val="ru-RU"/>
-        </w:rPr>
-        <w:t xml:space="preserve"> Обеспечивает читаемость кода, защиту от случайного изменения констант и экономию памяти.</w:t>
-      </w:r>
-    </w:p>
-    <w:p>
-      <w:pPr>
-        <w:jc w:val="both"/>
-        <w:rPr>
-          <w:b/>
-          <w:bCs/>
-          <w:lang w:val="ru-RU"/>
-        </w:rPr>
-      </w:pPr>
-      <w:r>
-        <w:rPr>
-          <w:b/>
-          <w:bCs/>
-          <w:lang w:val="ru-RU"/>
-        </w:rPr>
-        <w:t>4. Реализованные алгоритмы</w:t>
-      </w:r>
-    </w:p>
-    <w:p>
-      <w:pPr>
-        <w:jc w:val="both"/>
-        <w:rPr>
-          <w:lang w:val="ru-RU"/>
-        </w:rPr>
-      </w:pPr>
-      <w:r>
-        <w:rPr>
-          <w:lang w:val="ru-RU"/>
-        </w:rPr>
-        <w:t>В коде явно реализованы и задокументированы следующие алгоритмы:</w:t>
-      </w:r>
-    </w:p>
-    <w:p>
-      <w:pPr>
-        <w:numPr>
-          <w:ilvl w:val="0"/>
-          <w:numId w:val="3"/>
-        </w:numPr>
-        <w:jc w:val="both"/>
-        <w:rPr>
-          <w:lang w:val="ru-RU"/>
-        </w:rPr>
-      </w:pPr>
-      <w:r>
-        <w:rPr>
-          <w:b/>
-          <w:bCs/>
-          <w:lang w:val="ru-RU"/>
-        </w:rPr>
-        <w:t>Алгоритм климат-контроля (Пересечение комфортных зон):</w:t>
-      </w:r>
-      <w:r>
-        <w:rPr>
-          <w:lang w:val="ru-RU"/>
-        </w:rPr>
-        <w:t xml:space="preserve"> Оборудование анализирует комфортные температуры всех живых растений. Алгоритм находит строгое пересечение их зон (наиболее консервативный диапазон). Если пересечения нет, вычисляется среднее арифметическое. Далее применяется гистерезис (</w:t>
-      </w:r>
-      <w:r>
-        <w:t>dead</w:t>
-      </w:r>
-      <w:r>
-        <w:rPr>
-          <w:lang w:val="ru-RU"/>
-        </w:rPr>
-        <w:t>-</w:t>
-      </w:r>
-      <w:r>
-        <w:t>band</w:t>
-      </w:r>
-      <w:r>
-        <w:rPr>
-          <w:lang w:val="ru-RU"/>
-        </w:rPr>
-        <w:t xml:space="preserve"> 0.5°</w:t>
-      </w:r>
-      <w:r>
-        <w:t>C</w:t>
-      </w:r>
-      <w:r>
-        <w:rPr>
-          <w:lang w:val="ru-RU"/>
-        </w:rPr>
-        <w:t>) для включения обогрева или охлаждения, что предотвращает частое «дребезжание» реле.</w:t>
-      </w:r>
-    </w:p>
-    <w:p>
-      <w:pPr>
-        <w:numPr>
-          <w:ilvl w:val="0"/>
-          <w:numId w:val="3"/>
-        </w:numPr>
-        <w:jc w:val="both"/>
-        <w:rPr>
-          <w:lang w:val="ru-RU"/>
-        </w:rPr>
-      </w:pPr>
-      <w:r>
-        <w:rPr>
-          <w:b/>
-          <w:bCs/>
-          <w:lang w:val="ru-RU"/>
-        </w:rPr>
-        <w:t>Алгоритм оценки здоровья (</w:t>
-      </w:r>
-      <w:r>
-        <w:rPr>
-          <w:b/>
-          <w:bCs/>
-        </w:rPr>
-        <w:t>Health</w:t>
-      </w:r>
-      <w:r>
-        <w:rPr>
-          <w:b/>
-          <w:bCs/>
-          <w:lang w:val="ru-RU"/>
-        </w:rPr>
-        <w:t xml:space="preserve"> </w:t>
-      </w:r>
-      <w:r>
-        <w:rPr>
-          <w:b/>
-          <w:bCs/>
-        </w:rPr>
-        <w:t>Update</w:t>
-      </w:r>
-      <w:r>
-        <w:rPr>
-          <w:b/>
-          <w:bCs/>
-          <w:lang w:val="ru-RU"/>
-        </w:rPr>
-        <w:t>):</w:t>
-      </w:r>
-      <w:r>
-        <w:rPr>
-          <w:lang w:val="ru-RU"/>
-        </w:rPr>
-        <w:t xml:space="preserve"> Для каждого растения вычисляется дельта здоровья на основе штрафных и бонусных коэффициентов. Учитывается отклонение температуры, штраф за нарушение цикла сна (свет ночью), экстремальная влажность и факт полива.</w:t>
-      </w:r>
-    </w:p>
-    <w:p>
-      <w:pPr>
-        <w:numPr>
-          <w:ilvl w:val="0"/>
-          <w:numId w:val="3"/>
-        </w:numPr>
-        <w:jc w:val="both"/>
-        <w:rPr>
-          <w:lang w:val="ru-RU"/>
-        </w:rPr>
-      </w:pPr>
-      <w:r>
-        <w:rPr>
-          <w:b/>
-          <w:bCs/>
-          <w:lang w:val="ru-RU"/>
-        </w:rPr>
-        <w:t>Алгоритм роста (</w:t>
-      </w:r>
-      <w:r>
-        <w:rPr>
-          <w:b/>
-          <w:bCs/>
-        </w:rPr>
-        <w:t>Growth</w:t>
-      </w:r>
-      <w:r>
-        <w:rPr>
-          <w:b/>
-          <w:bCs/>
-          <w:lang w:val="ru-RU"/>
-        </w:rPr>
-        <w:t xml:space="preserve"> </w:t>
-      </w:r>
-      <w:r>
-        <w:rPr>
-          <w:b/>
-          <w:bCs/>
-        </w:rPr>
-        <w:t>Tick</w:t>
-      </w:r>
-      <w:r>
-        <w:rPr>
-          <w:b/>
-          <w:bCs/>
-          <w:lang w:val="ru-RU"/>
-        </w:rPr>
-        <w:t>):</w:t>
-      </w:r>
-      <w:r>
-        <w:rPr>
-          <w:lang w:val="ru-RU"/>
-        </w:rPr>
-        <w:t xml:space="preserve"> Рост растения накапливается только при соблюдении строгих условий: нахождение в комфортном температурном коридоре и уровень здоровья выше 60%.</w:t>
-      </w:r>
-    </w:p>
-    <w:p>
-      <w:pPr>
-        <w:jc w:val="both"/>
-        <w:rPr>
-          <w:b/>
-          <w:bCs/>
-        </w:rPr>
-      </w:pPr>
-      <w:r>
-        <w:rPr>
-          <w:b/>
-          <w:bCs/>
-        </w:rPr>
-        <w:lastRenderedPageBreak/>
-        <w:t xml:space="preserve">5. </w:t>
-      </w:r>
-      <w:proofErr w:type="spellStart"/>
-      <w:r>
-        <w:rPr>
-          <w:b/>
-          <w:bCs/>
-        </w:rPr>
-        <w:t>Сценарий</w:t>
-      </w:r>
-      <w:proofErr w:type="spellEnd"/>
-      <w:r>
-        <w:rPr>
-          <w:b/>
-          <w:bCs/>
-        </w:rPr>
-        <w:t xml:space="preserve"> </w:t>
-      </w:r>
-      <w:proofErr w:type="spellStart"/>
-      <w:r>
-        <w:rPr>
-          <w:b/>
-          <w:bCs/>
-        </w:rPr>
-        <w:t>работы</w:t>
-      </w:r>
-      <w:proofErr w:type="spellEnd"/>
-      <w:r>
-        <w:rPr>
-          <w:b/>
-          <w:bCs/>
-        </w:rPr>
-        <w:t xml:space="preserve"> с </w:t>
-      </w:r>
-      <w:proofErr w:type="spellStart"/>
-      <w:r>
-        <w:rPr>
-          <w:b/>
-          <w:bCs/>
-        </w:rPr>
-        <w:t>приложением</w:t>
-      </w:r>
-      <w:proofErr w:type="spellEnd"/>
-    </w:p>
-    <w:p>
-      <w:pPr>
-        <w:numPr>
-          <w:ilvl w:val="0"/>
-          <w:numId w:val="4"/>
-        </w:numPr>
-        <w:jc w:val="both"/>
-        <w:rPr>
-          <w:lang w:val="ru-RU"/>
-        </w:rPr>
-      </w:pPr>
-      <w:r>
-        <w:rPr>
-          <w:b/>
-          <w:bCs/>
-          <w:lang w:val="ru-RU"/>
-        </w:rPr>
-        <w:t>Запуск:</w:t>
-      </w:r>
-      <w:r>
-        <w:rPr>
-          <w:lang w:val="ru-RU"/>
-        </w:rPr>
-        <w:t xml:space="preserve"> Пользователь запускает скрипт </w:t>
-      </w:r>
-      <w:r>
-        <w:t>main</w:t>
-      </w:r>
-      <w:r>
-        <w:rPr>
-          <w:lang w:val="ru-RU"/>
-        </w:rPr>
-        <w:t>.</w:t>
-      </w:r>
-      <w:proofErr w:type="spellStart"/>
-      <w:r>
-        <w:t>py</w:t>
-      </w:r>
-      <w:proofErr w:type="spellEnd"/>
-      <w:r>
-        <w:rPr>
-          <w:lang w:val="ru-RU"/>
-        </w:rPr>
-        <w:t xml:space="preserve">. Открывается интерактивный </w:t>
-      </w:r>
-      <w:proofErr w:type="spellStart"/>
-      <w:r>
-        <w:rPr>
-          <w:lang w:val="ru-RU"/>
-        </w:rPr>
-        <w:t>дашборд</w:t>
-      </w:r>
-      <w:proofErr w:type="spellEnd"/>
-      <w:r>
-        <w:rPr>
-          <w:lang w:val="ru-RU"/>
-        </w:rPr>
-        <w:t>.</w:t>
-      </w:r>
-    </w:p>
-    <w:p>
-      <w:pPr>
-        <w:numPr>
-          <w:ilvl w:val="0"/>
-          <w:numId w:val="4"/>
-        </w:numPr>
-        <w:jc w:val="both"/>
-        <w:rPr>
-          <w:lang w:val="ru-RU"/>
-        </w:rPr>
-      </w:pPr>
-      <w:r>
-        <w:rPr>
-          <w:b/>
-          <w:bCs/>
-          <w:lang w:val="ru-RU"/>
-        </w:rPr>
-        <w:t>Наблюдение:</w:t>
-      </w:r>
-      <w:r>
-        <w:rPr>
-          <w:lang w:val="ru-RU"/>
-        </w:rPr>
-        <w:t xml:space="preserve"> На экране отображаются текущие параметры среды, статус оборудования и список растений с их здоровьем и прогрессом роста.</w:t>
-      </w:r>
-    </w:p>
-    <w:p>
-      <w:pPr>
-        <w:numPr>
-          <w:ilvl w:val="0"/>
-          <w:numId w:val="4"/>
-        </w:numPr>
-        <w:jc w:val="both"/>
-      </w:pPr>
-      <w:proofErr w:type="spellStart"/>
-      <w:r>
-        <w:rPr>
-          <w:b/>
-          <w:bCs/>
-        </w:rPr>
-        <w:t>Взаимодействие</w:t>
-      </w:r>
-      <w:proofErr w:type="spellEnd"/>
-      <w:r>
-        <w:rPr>
-          <w:b/>
-          <w:bCs/>
-        </w:rPr>
-        <w:t>:</w:t>
-      </w:r>
-    </w:p>
-    <w:p>
-      <w:pPr>
-        <w:numPr>
-          <w:ilvl w:val="1"/>
-          <w:numId w:val="4"/>
-        </w:numPr>
-        <w:jc w:val="both"/>
-        <w:rPr>
-          <w:lang w:val="ru-RU"/>
-        </w:rPr>
-      </w:pPr>
-      <w:r>
-        <w:rPr>
-          <w:lang w:val="ru-RU"/>
-        </w:rPr>
-        <w:t xml:space="preserve">Нажатие </w:t>
-      </w:r>
-      <w:r>
-        <w:t>A</w:t>
-      </w:r>
-      <w:r>
-        <w:rPr>
-          <w:lang w:val="ru-RU"/>
-        </w:rPr>
-        <w:t xml:space="preserve"> добавляет новое случайное растение в теплицу.</w:t>
-      </w:r>
-    </w:p>
-    <w:p>
-      <w:pPr>
-        <w:numPr>
-          <w:ilvl w:val="1"/>
-          <w:numId w:val="4"/>
-        </w:numPr>
-        <w:jc w:val="both"/>
-        <w:rPr>
-          <w:lang w:val="ru-RU"/>
-        </w:rPr>
-      </w:pPr>
-      <w:r>
-        <w:rPr>
-          <w:lang w:val="ru-RU"/>
-        </w:rPr>
-        <w:t xml:space="preserve">Нажатие </w:t>
-      </w:r>
-      <w:r>
-        <w:t>S</w:t>
-      </w:r>
-      <w:r>
-        <w:rPr>
-          <w:lang w:val="ru-RU"/>
-        </w:rPr>
-        <w:t xml:space="preserve"> делает один ручной шаг симуляции (1 тик).</w:t>
-      </w:r>
-    </w:p>
-    <w:p>
-      <w:pPr>
-        <w:numPr>
-          <w:ilvl w:val="1"/>
-          <w:numId w:val="4"/>
-        </w:numPr>
-        <w:jc w:val="both"/>
-        <w:rPr>
-          <w:lang w:val="ru-RU"/>
-        </w:rPr>
-      </w:pPr>
-      <w:r>
-        <w:rPr>
-          <w:lang w:val="ru-RU"/>
-        </w:rPr>
-        <w:t xml:space="preserve">Нажатие </w:t>
-      </w:r>
-      <w:r>
-        <w:t>Space</w:t>
-      </w:r>
-      <w:r>
-        <w:rPr>
-          <w:lang w:val="ru-RU"/>
-        </w:rPr>
-        <w:t xml:space="preserve"> ставит симуляцию на паузу/возобновляет её.</w:t>
-      </w:r>
-    </w:p>
-    <w:p>
-      <w:pPr>
-        <w:numPr>
-          <w:ilvl w:val="0"/>
-          <w:numId w:val="4"/>
-        </w:numPr>
-        <w:jc w:val="both"/>
-        <w:rPr>
-          <w:lang w:val="ru-RU"/>
-        </w:rPr>
-      </w:pPr>
-      <w:r>
-        <w:rPr>
-          <w:b/>
-          <w:bCs/>
-          <w:lang w:val="ru-RU"/>
-        </w:rPr>
-        <w:t>Демонстрация бизнес-логики:</w:t>
-      </w:r>
-      <w:r>
-        <w:rPr>
-          <w:lang w:val="ru-RU"/>
-        </w:rPr>
-        <w:t xml:space="preserve"> При наступлении ночи (внешний свет падает) система автоматически включает </w:t>
-      </w:r>
-      <w:proofErr w:type="spellStart"/>
-      <w:r>
-        <w:rPr>
-          <w:lang w:val="ru-RU"/>
-        </w:rPr>
-        <w:t>досветку</w:t>
-      </w:r>
-      <w:proofErr w:type="spellEnd"/>
-      <w:r>
-        <w:rPr>
-          <w:lang w:val="ru-RU"/>
-        </w:rPr>
-        <w:t xml:space="preserve">, но </w:t>
+        </w:rPr>
+        <w:t>comfort</w:t>
       </w:r>
       <w:r>
         <w:rPr>
@@ -1433,6 +728,385 @@
           <w:iCs/>
           <w:lang w:val="ru-RU"/>
         </w:rPr>
+        <w:t>_</w:t>
+      </w:r>
+      <w:r>
+        <w:rPr>
+          <w:i/>
+          <w:iCs/>
+        </w:rPr>
+        <w:t>temperature</w:t>
+      </w:r>
+      <w:r>
+        <w:rPr>
+          <w:lang w:val="ru-RU"/>
+        </w:rPr>
+        <w:t xml:space="preserve">, </w:t>
+      </w:r>
+      <w:r>
+        <w:rPr>
+          <w:i/>
+          <w:iCs/>
+        </w:rPr>
+        <w:t>sleep</w:t>
+      </w:r>
+      <w:r>
+        <w:rPr>
+          <w:i/>
+          <w:iCs/>
+          <w:lang w:val="ru-RU"/>
+        </w:rPr>
+        <w:t>_</w:t>
+      </w:r>
+      <w:r>
+        <w:rPr>
+          <w:i/>
+          <w:iCs/>
+        </w:rPr>
+        <w:t>cycle</w:t>
+      </w:r>
+      <w:r>
+        <w:rPr>
+          <w:lang w:val="ru-RU"/>
+        </w:rPr>
+        <w:t xml:space="preserve">, параметры среды). </w:t>
+      </w:r>
+    </w:p>
+    <w:p>
+      <w:pPr>
+        <w:jc w:val="both"/>
+        <w:rPr>
+          <w:lang w:val="ru-RU"/>
+        </w:rPr>
+      </w:pPr>
+      <w:r>
+        <w:rPr>
+          <w:lang w:val="ru-RU"/>
+        </w:rPr>
+        <w:t>Обоснование:</w:t>
+      </w:r>
+      <w:r>
+        <w:rPr>
+          <w:lang w:val="ru-RU"/>
+        </w:rPr>
+        <w:t xml:space="preserve"> Обеспечивает читаемость кода, защиту от случайного изменения констант и экономию памяти.</w:t>
+      </w:r>
+    </w:p>
+    <w:p>
+      <w:pPr>
+        <w:jc w:val="center"/>
+        <w:rPr>
+          <w:b/>
+          <w:bCs/>
+          <w:lang w:val="ru-RU"/>
+        </w:rPr>
+      </w:pPr>
+      <w:r>
+        <w:rPr>
+          <w:b/>
+          <w:bCs/>
+          <w:lang w:val="ru-RU"/>
+        </w:rPr>
+        <w:t>4. Реализованные алгоритмы</w:t>
+      </w:r>
+    </w:p>
+    <w:p>
+      <w:pPr>
+        <w:ind w:firstLine="720"/>
+        <w:jc w:val="both"/>
+        <w:rPr>
+          <w:lang w:val="ru-RU"/>
+        </w:rPr>
+      </w:pPr>
+      <w:r>
+        <w:rPr>
+          <w:lang w:val="ru-RU"/>
+        </w:rPr>
+        <w:t>В коде явно реализованы и задокументированы следующие алгоритмы:</w:t>
+      </w:r>
+    </w:p>
+    <w:p>
+      <w:pPr>
+        <w:jc w:val="both"/>
+        <w:rPr>
+          <w:lang w:val="ru-RU"/>
+        </w:rPr>
+      </w:pPr>
+      <w:r>
+        <w:rPr>
+          <w:b/>
+          <w:bCs/>
+          <w:lang w:val="ru-RU"/>
+        </w:rPr>
+        <w:t xml:space="preserve">Алгоритм климат-контроля (Пересечение комфортных зон): </w:t>
+      </w:r>
+      <w:r>
+        <w:rPr>
+          <w:lang w:val="ru-RU"/>
+        </w:rPr>
+        <w:t>Оборудование анализирует комфортные температуры всех живых растений. Алгоритм находит строгое пересечение их зон (наиболее консервативный диапазон). Если пересечения нет, вычисляется среднее арифметическое. Далее применяется гистерезис (</w:t>
+      </w:r>
+      <w:r>
+        <w:t>dead</w:t>
+      </w:r>
+      <w:r>
+        <w:rPr>
+          <w:lang w:val="ru-RU"/>
+        </w:rPr>
+        <w:t>-</w:t>
+      </w:r>
+      <w:r>
+        <w:t>band</w:t>
+      </w:r>
+      <w:r>
+        <w:rPr>
+          <w:lang w:val="ru-RU"/>
+        </w:rPr>
+        <w:t xml:space="preserve"> 0.5°</w:t>
+      </w:r>
+      <w:r>
+        <w:t>C</w:t>
+      </w:r>
+      <w:r>
+        <w:rPr>
+          <w:lang w:val="ru-RU"/>
+        </w:rPr>
+        <w:t>) для включения обогрева или охлаждения, что предотвращает частое «дребезжание» реле.</w:t>
+      </w:r>
+    </w:p>
+    <w:p>
+      <w:pPr>
+        <w:jc w:val="both"/>
+        <w:rPr>
+          <w:lang w:val="ru-RU"/>
+        </w:rPr>
+      </w:pPr>
+      <w:r>
+        <w:rPr>
+          <w:b/>
+          <w:bCs/>
+          <w:lang w:val="ru-RU"/>
+        </w:rPr>
+        <w:t>Алгоритм оценки здоровья:</w:t>
+      </w:r>
+      <w:r>
+        <w:rPr>
+          <w:lang w:val="ru-RU"/>
+        </w:rPr>
+        <w:t xml:space="preserve"> Для каждого растения вычисляется дельта здоровья на основе штрафных и бонусных коэффициентов. Учитывается отклонение температуры, штраф за нарушение цикла сна (свет ночью), экстремальная влажность и факт полива.</w:t>
+      </w:r>
+    </w:p>
+    <w:p>
+      <w:pPr>
+        <w:jc w:val="both"/>
+        <w:rPr>
+          <w:lang w:val="ru-RU"/>
+        </w:rPr>
+      </w:pPr>
+      <w:r>
+        <w:rPr>
+          <w:b/>
+          <w:bCs/>
+          <w:lang w:val="ru-RU"/>
+        </w:rPr>
+        <w:lastRenderedPageBreak/>
+        <w:t>Алгоритм роста:</w:t>
+      </w:r>
+      <w:r>
+        <w:rPr>
+          <w:lang w:val="ru-RU"/>
+        </w:rPr>
+        <w:t xml:space="preserve"> Рост растения накапливается только при соблюдении строгих условий: нахождение в комфортном температурном коридоре и уровень здоровья выше 60%.</w:t>
+      </w:r>
+    </w:p>
+    <w:p>
+      <w:pPr>
+        <w:jc w:val="center"/>
+        <w:rPr>
+          <w:b/>
+          <w:bCs/>
+          <w:lang w:val="ru-RU"/>
+        </w:rPr>
+      </w:pPr>
+      <w:r>
+        <w:rPr>
+          <w:b/>
+          <w:bCs/>
+          <w:lang w:val="ru-RU"/>
+        </w:rPr>
+        <w:t>5. Сценарий работы с приложением</w:t>
+      </w:r>
+    </w:p>
+    <w:p>
+      <w:pPr>
+        <w:jc w:val="both"/>
+        <w:rPr>
+          <w:lang w:val="ru-RU"/>
+        </w:rPr>
+      </w:pPr>
+      <w:r>
+        <w:rPr>
+          <w:lang w:val="ru-RU"/>
+        </w:rPr>
+        <w:t xml:space="preserve">Запуск: Пользователь запускает скрипт </w:t>
+      </w:r>
+      <w:r>
+        <w:t>main</w:t>
+      </w:r>
+      <w:r>
+        <w:rPr>
+          <w:lang w:val="ru-RU"/>
+        </w:rPr>
+        <w:t>.</w:t>
+      </w:r>
+      <w:r>
+        <w:t>py</w:t>
+      </w:r>
+      <w:r>
+        <w:rPr>
+          <w:lang w:val="ru-RU"/>
+        </w:rPr>
+        <w:t>. Открывается интерактивный дашборд.</w:t>
+      </w:r>
+    </w:p>
+    <w:p>
+      <w:pPr>
+        <w:jc w:val="both"/>
+        <w:rPr>
+          <w:lang w:val="ru-RU"/>
+        </w:rPr>
+      </w:pPr>
+      <w:r>
+        <w:rPr>
+          <w:lang w:val="ru-RU"/>
+        </w:rPr>
+        <w:t>Наблюдение: На экране отображаются текущие параметры среды, статус оборудования и список растений с их здоровьем и прогрессом роста.</w:t>
+      </w:r>
+    </w:p>
+    <w:p>
+      <w:pPr>
+        <w:jc w:val="both"/>
+        <w:rPr>
+          <w:lang w:val="ru-RU"/>
+        </w:rPr>
+      </w:pPr>
+      <w:r>
+        <w:rPr>
+          <w:lang w:val="ru-RU"/>
+        </w:rPr>
+        <w:t>Взаимодействие:</w:t>
+      </w:r>
+    </w:p>
+    <w:p>
+      <w:pPr>
+        <w:jc w:val="both"/>
+        <w:rPr>
+          <w:lang w:val="ru-RU"/>
+        </w:rPr>
+      </w:pPr>
+      <w:r>
+        <w:rPr>
+          <w:lang w:val="ru-RU"/>
+        </w:rPr>
+        <w:t xml:space="preserve">Нажатие </w:t>
+      </w:r>
+      <w:r>
+        <w:rPr>
+          <w:i/>
+          <w:iCs/>
+        </w:rPr>
+        <w:t>A</w:t>
+      </w:r>
+      <w:r>
+        <w:rPr>
+          <w:lang w:val="ru-RU"/>
+        </w:rPr>
+        <w:t xml:space="preserve"> добавляет новое случайное растение в теплицу.</w:t>
+      </w:r>
+    </w:p>
+    <w:p>
+      <w:pPr>
+        <w:jc w:val="both"/>
+        <w:rPr>
+          <w:lang w:val="ru-RU"/>
+        </w:rPr>
+      </w:pPr>
+      <w:r>
+        <w:rPr>
+          <w:lang w:val="ru-RU"/>
+        </w:rPr>
+        <w:t xml:space="preserve">Нажатие </w:t>
+      </w:r>
+      <w:r>
+        <w:rPr>
+          <w:i/>
+          <w:iCs/>
+        </w:rPr>
+        <w:t>S</w:t>
+      </w:r>
+      <w:r>
+        <w:rPr>
+          <w:lang w:val="ru-RU"/>
+        </w:rPr>
+        <w:t xml:space="preserve"> делает один ручной шаг симуляции (1 тик).</w:t>
+      </w:r>
+    </w:p>
+    <w:p>
+      <w:pPr>
+        <w:jc w:val="both"/>
+        <w:rPr>
+          <w:lang w:val="ru-RU"/>
+        </w:rPr>
+      </w:pPr>
+      <w:r>
+        <w:rPr>
+          <w:lang w:val="ru-RU"/>
+        </w:rPr>
+        <w:t xml:space="preserve">Нажатие </w:t>
+      </w:r>
+      <w:r>
+        <w:rPr>
+          <w:i/>
+          <w:iCs/>
+        </w:rPr>
+        <w:t>Space</w:t>
+      </w:r>
+      <w:r>
+        <w:rPr>
+          <w:lang w:val="ru-RU"/>
+        </w:rPr>
+        <w:t xml:space="preserve"> ставит симуляцию на паузу/возобновляет её.</w:t>
+      </w:r>
+    </w:p>
+    <w:p>
+      <w:pPr>
+        <w:jc w:val="both"/>
+        <w:rPr>
+          <w:lang w:val="ru-RU"/>
+        </w:rPr>
+      </w:pPr>
+      <w:r>
+        <w:rPr>
+          <w:lang w:val="ru-RU"/>
+        </w:rPr>
+        <w:t xml:space="preserve">При наступлении ночи (внешний свет падает) система автоматически включает </w:t>
+      </w:r>
+      <w:r>
+        <w:rPr>
+          <w:lang w:val="ru-RU"/>
+        </w:rPr>
+        <w:t>подсветку,</w:t>
+      </w:r>
+      <w:r>
+        <w:rPr>
+          <w:lang w:val="ru-RU"/>
+        </w:rPr>
+        <w:t xml:space="preserve"> но </w:t>
+      </w:r>
+      <w:r>
+        <w:rPr>
+          <w:lang w:val="ru-RU"/>
+        </w:rPr>
         <w:t>только</w:t>
       </w:r>
       <w:r>
@@ -1441,14 +1115,6 @@
         </w:rPr>
         <w:t xml:space="preserve"> для тех растений, которые не находятся в фазе сна. При падении внешней температуры система превентивно включает обогреватель, удерживая среду в пересечении комфортных зон.</w:t>
       </w:r>
-    </w:p>
-    <w:p>
-      <w:pPr>
-        <w:jc w:val="both"/>
-        <w:rPr>
-          <w:lang w:val="ru-RU"/>
-        </w:rPr>
-      </w:pPr>
     </w:p>
     <w:sectPr>
       <w:pgSz w:w="11906" w:h="16838"/>
@@ -1461,7 +1127,7 @@
 </file>
 
 <file path=word/numbering.xml><?xml version="1.0" encoding="utf-8"?>
-<w:numbering xmlns:wpc="http://schemas.microsoft.com/office/word/2010/wordprocessingCanvas" xmlns:cx="http://schemas.microsoft.com/office/drawing/2014/chartex" xmlns:cx1="http://schemas.microsoft.com/office/drawing/2015/9/8/chartex" xmlns:cx2="http://schemas.microsoft.com/office/drawing/2015/10/21/chartex" xmlns:cx3="http://schemas.microsoft.com/office/drawing/2016/5/9/chartex" xmlns:cx4="http://schemas.microsoft.com/office/drawing/2016/5/10/chartex" xmlns:cx5="http://schemas.microsoft.com/office/drawing/2016/5/11/chartex" xmlns:cx6="http://schemas.microsoft.com/office/drawing/2016/5/12/chartex" xmlns:cx7="http://schemas.microsoft.com/office/drawing/2016/5/13/chartex" xmlns:cx8="http://schemas.microsoft.com/office/drawing/2016/5/14/chartex" xmlns:mc="http://schemas.openxmlformats.org/markup-compatibility/2006" xmlns:aink="http://schemas.microsoft.com/office/drawing/2016/ink" xmlns:am3d="http://schemas.microsoft.com/office/drawing/2017/model3d" xmlns:o="urn:schemas-microsoft-com:office:office" xmlns:r="http://schemas.openxmlformats.org/officeDocument/2006/relationships" xmlns:m="http://schemas.openxmlformats.org/officeDocument/2006/math" xmlns:v="urn:schemas-microsoft-com:vml" xmlns:wp14="http://schemas.microsoft.com/office/word/2010/wordprocessingDrawing" xmlns:wp="http://schemas.openxmlformats.org/drawingml/2006/wordprocessingDrawing" xmlns:w10="urn:schemas-microsoft-com:office:word" xmlns:w="http://schemas.openxmlformats.org/wordprocessingml/2006/main" xmlns:w14="http://schemas.microsoft.com/office/word/2010/wordml" xmlns:w15="http://schemas.microsoft.com/office/word/2012/wordml" xmlns:w16cex="http://schemas.microsoft.com/office/word/2018/wordml/cex" xmlns:w16cid="http://schemas.microsoft.com/office/word/2016/wordml/cid" xmlns:w16="http://schemas.microsoft.com/office/word/2018/wordml" xmlns:w16sdtdh="http://schemas.microsoft.com/office/word/2020/wordml/sdtdatahash" xmlns:w16se="http://schemas.microsoft.com/office/word/2015/wordml/symex" xmlns:wpg="http://schemas.microsoft.com/office/word/2010/wordprocessingGroup" xmlns:wpi="http://schemas.microsoft.com/office/word/2010/wordprocessingInk" xmlns:wne="http://schemas.microsoft.com/office/word/2006/wordml" xmlns:wps="http://schemas.microsoft.com/office/word/2010/wordprocessingShape" mc:Ignorable="w14 w15 w16se w16cid w16 w16cex w16sdtdh wp14">
+<w:numbering xmlns:wpc="http://schemas.microsoft.com/office/word/2010/wordprocessingCanvas" xmlns:cx="http://schemas.microsoft.com/office/drawing/2014/chartex" xmlns:cx1="http://schemas.microsoft.com/office/drawing/2015/9/8/chartex" xmlns:cx2="http://schemas.microsoft.com/office/drawing/2015/10/21/chartex" xmlns:cx3="http://schemas.microsoft.com/office/drawing/2016/5/9/chartex" xmlns:cx4="http://schemas.microsoft.com/office/drawing/2016/5/10/chartex" xmlns:cx5="http://schemas.microsoft.com/office/drawing/2016/5/11/chartex" xmlns:cx6="http://schemas.microsoft.com/office/drawing/2016/5/12/chartex" xmlns:cx7="http://schemas.microsoft.com/office/drawing/2016/5/13/chartex" xmlns:cx8="http://schemas.microsoft.com/office/drawing/2016/5/14/chartex" xmlns:mc="http://schemas.openxmlformats.org/markup-compatibility/2006" xmlns:aink="http://schemas.microsoft.com/office/drawing/2016/ink" xmlns:am3d="http://schemas.microsoft.com/office/drawing/2017/model3d" xmlns:o="urn:schemas-microsoft-com:office:office" xmlns:oel="http://schemas.microsoft.com/office/2019/extlst" xmlns:r="http://schemas.openxmlformats.org/officeDocument/2006/relationships" xmlns:m="http://schemas.openxmlformats.org/officeDocument/2006/math" xmlns:v="urn:schemas-microsoft-com:vml" xmlns:wp14="http://schemas.microsoft.com/office/word/2010/wordprocessingDrawing" xmlns:wp="http://schemas.openxmlformats.org/drawingml/2006/wordprocessingDrawing" xmlns:w10="urn:schemas-microsoft-com:office:word" xmlns:w="http://schemas.openxmlformats.org/wordprocessingml/2006/main" xmlns:w14="http://schemas.microsoft.com/office/word/2010/wordml" xmlns:w15="http://schemas.microsoft.com/office/word/2012/wordml" xmlns:w16cex="http://schemas.microsoft.com/office/word/2018/wordml/cex" xmlns:w16cid="http://schemas.microsoft.com/office/word/2016/wordml/cid" xmlns:w16="http://schemas.microsoft.com/office/word/2018/wordml" xmlns:w16du="http://schemas.microsoft.com/office/word/2023/wordml/word16du" xmlns:w16sdtdh="http://schemas.microsoft.com/office/word/2020/wordml/sdtdatahash" xmlns:w16sdtfl="http://schemas.microsoft.com/office/word/2024/wordml/sdtformatlock" xmlns:w16se="http://schemas.microsoft.com/office/word/2015/wordml/symex" xmlns:wpg="http://schemas.microsoft.com/office/word/2010/wordprocessingGroup" xmlns:wpi="http://schemas.microsoft.com/office/word/2010/wordprocessingInk" xmlns:wne="http://schemas.microsoft.com/office/word/2006/wordml" xmlns:wps="http://schemas.microsoft.com/office/word/2010/wordprocessingShape" mc:Ignorable="w14 w15 w16se w16cid w16 w16cex w16sdtdh w16sdtfl w16du wp14">
   <w:abstractNum w:abstractNumId="0" w15:restartNumberingAfterBreak="0">
     <w:nsid w:val="20E528F4"/>
     <w:multiLevelType w:val="multilevel"/>
@@ -1725,6 +1391,119 @@
     </w:lvl>
   </w:abstractNum>
   <w:abstractNum w:abstractNumId="2" w15:restartNumberingAfterBreak="0">
+    <w:nsid w:val="47610A7F"/>
+    <w:multiLevelType w:val="hybridMultilevel"/>
+    <w:tmpl w:val="A04AC814"/>
+    <w:lvl w:ilvl="0" w:tplc="04190001">
+      <w:start w:val="1"/>
+      <w:numFmt w:val="bullet"/>
+      <w:lvlText w:val=""/>
+      <w:lvlJc w:val="left"/>
+      <w:pPr>
+        <w:ind w:left="720" w:hanging="360"/>
+      </w:pPr>
+      <w:rPr>
+        <w:rFonts w:ascii="Symbol" w:hAnsi="Symbol" w:hint="default"/>
+      </w:rPr>
+    </w:lvl>
+    <w:lvl w:ilvl="1" w:tplc="04190003" w:tentative="1">
+      <w:start w:val="1"/>
+      <w:numFmt w:val="bullet"/>
+      <w:lvlText w:val="o"/>
+      <w:lvlJc w:val="left"/>
+      <w:pPr>
+        <w:ind w:left="1440" w:hanging="360"/>
+      </w:pPr>
+      <w:rPr>
+        <w:rFonts w:ascii="Courier New" w:hAnsi="Courier New" w:cs="Courier New" w:hint="default"/>
+      </w:rPr>
+    </w:lvl>
+    <w:lvl w:ilvl="2" w:tplc="04190005" w:tentative="1">
+      <w:start w:val="1"/>
+      <w:numFmt w:val="bullet"/>
+      <w:lvlText w:val=""/>
+      <w:lvlJc w:val="left"/>
+      <w:pPr>
+        <w:ind w:left="2160" w:hanging="360"/>
+      </w:pPr>
+      <w:rPr>
+        <w:rFonts w:ascii="Wingdings" w:hAnsi="Wingdings" w:hint="default"/>
+      </w:rPr>
+    </w:lvl>
+    <w:lvl w:ilvl="3" w:tplc="04190001" w:tentative="1">
+      <w:start w:val="1"/>
+      <w:numFmt w:val="bullet"/>
+      <w:lvlText w:val=""/>
+      <w:lvlJc w:val="left"/>
+      <w:pPr>
+        <w:ind w:left="2880" w:hanging="360"/>
+      </w:pPr>
+      <w:rPr>
+        <w:rFonts w:ascii="Symbol" w:hAnsi="Symbol" w:hint="default"/>
+      </w:rPr>
+    </w:lvl>
+    <w:lvl w:ilvl="4" w:tplc="04190003" w:tentative="1">
+      <w:start w:val="1"/>
+      <w:numFmt w:val="bullet"/>
+      <w:lvlText w:val="o"/>
+      <w:lvlJc w:val="left"/>
+      <w:pPr>
+        <w:ind w:left="3600" w:hanging="360"/>
+      </w:pPr>
+      <w:rPr>
+        <w:rFonts w:ascii="Courier New" w:hAnsi="Courier New" w:cs="Courier New" w:hint="default"/>
+      </w:rPr>
+    </w:lvl>
+    <w:lvl w:ilvl="5" w:tplc="04190005" w:tentative="1">
+      <w:start w:val="1"/>
+      <w:numFmt w:val="bullet"/>
+      <w:lvlText w:val=""/>
+      <w:lvlJc w:val="left"/>
+      <w:pPr>
+        <w:ind w:left="4320" w:hanging="360"/>
+      </w:pPr>
+      <w:rPr>
+        <w:rFonts w:ascii="Wingdings" w:hAnsi="Wingdings" w:hint="default"/>
+      </w:rPr>
+    </w:lvl>
+    <w:lvl w:ilvl="6" w:tplc="04190001" w:tentative="1">
+      <w:start w:val="1"/>
+      <w:numFmt w:val="bullet"/>
+      <w:lvlText w:val=""/>
+      <w:lvlJc w:val="left"/>
+      <w:pPr>
+        <w:ind w:left="5040" w:hanging="360"/>
+      </w:pPr>
+      <w:rPr>
+        <w:rFonts w:ascii="Symbol" w:hAnsi="Symbol" w:hint="default"/>
+      </w:rPr>
+    </w:lvl>
+    <w:lvl w:ilvl="7" w:tplc="04190003" w:tentative="1">
+      <w:start w:val="1"/>
+      <w:numFmt w:val="bullet"/>
+      <w:lvlText w:val="o"/>
+      <w:lvlJc w:val="left"/>
+      <w:pPr>
+        <w:ind w:left="5760" w:hanging="360"/>
+      </w:pPr>
+      <w:rPr>
+        <w:rFonts w:ascii="Courier New" w:hAnsi="Courier New" w:cs="Courier New" w:hint="default"/>
+      </w:rPr>
+    </w:lvl>
+    <w:lvl w:ilvl="8" w:tplc="04190005" w:tentative="1">
+      <w:start w:val="1"/>
+      <w:numFmt w:val="bullet"/>
+      <w:lvlText w:val=""/>
+      <w:lvlJc w:val="left"/>
+      <w:pPr>
+        <w:ind w:left="6480" w:hanging="360"/>
+      </w:pPr>
+      <w:rPr>
+        <w:rFonts w:ascii="Wingdings" w:hAnsi="Wingdings" w:hint="default"/>
+      </w:rPr>
+    </w:lvl>
+  </w:abstractNum>
+  <w:abstractNum w:abstractNumId="3" w15:restartNumberingAfterBreak="0">
     <w:nsid w:val="549B121E"/>
     <w:multiLevelType w:val="multilevel"/>
     <w:tmpl w:val="874C15D8"/>
@@ -1873,7 +1652,7 @@
       </w:rPr>
     </w:lvl>
   </w:abstractNum>
-  <w:abstractNum w:abstractNumId="3" w15:restartNumberingAfterBreak="0">
+  <w:abstractNum w:abstractNumId="4" w15:restartNumberingAfterBreak="0">
     <w:nsid w:val="65264081"/>
     <w:multiLevelType w:val="multilevel"/>
     <w:tmpl w:val="C76C2B1A"/>
@@ -1990,23 +1769,26 @@
       </w:pPr>
     </w:lvl>
   </w:abstractNum>
-  <w:num w:numId="1">
-    <w:abstractNumId w:val="2"/>
+  <w:num w:numId="1" w16cid:durableId="1295798055">
+    <w:abstractNumId w:val="3"/>
   </w:num>
-  <w:num w:numId="2">
+  <w:num w:numId="2" w16cid:durableId="468134030">
     <w:abstractNumId w:val="0"/>
   </w:num>
-  <w:num w:numId="3">
+  <w:num w:numId="3" w16cid:durableId="1038816326">
     <w:abstractNumId w:val="1"/>
   </w:num>
-  <w:num w:numId="4">
-    <w:abstractNumId w:val="3"/>
+  <w:num w:numId="4" w16cid:durableId="1059400075">
+    <w:abstractNumId w:val="4"/>
+  </w:num>
+  <w:num w:numId="5" w16cid:durableId="1864854066">
+    <w:abstractNumId w:val="2"/>
   </w:num>
 </w:numbering>
 </file>
 
 <file path=word/styles.xml><?xml version="1.0" encoding="utf-8"?>
-<w:styles xmlns:mc="http://schemas.openxmlformats.org/markup-compatibility/2006" xmlns:r="http://schemas.openxmlformats.org/officeDocument/2006/relationships" xmlns:w="http://schemas.openxmlformats.org/wordprocessingml/2006/main" xmlns:w14="http://schemas.microsoft.com/office/word/2010/wordml" xmlns:w15="http://schemas.microsoft.com/office/word/2012/wordml" xmlns:w16cex="http://schemas.microsoft.com/office/word/2018/wordml/cex" xmlns:w16cid="http://schemas.microsoft.com/office/word/2016/wordml/cid" xmlns:w16="http://schemas.microsoft.com/office/word/2018/wordml" xmlns:w16sdtdh="http://schemas.microsoft.com/office/word/2020/wordml/sdtdatahash" xmlns:w16se="http://schemas.microsoft.com/office/word/2015/wordml/symex" mc:Ignorable="w14 w15 w16se w16cid w16 w16cex w16sdtdh">
+<w:styles xmlns:mc="http://schemas.openxmlformats.org/markup-compatibility/2006" xmlns:r="http://schemas.openxmlformats.org/officeDocument/2006/relationships" xmlns:w="http://schemas.openxmlformats.org/wordprocessingml/2006/main" xmlns:w14="http://schemas.microsoft.com/office/word/2010/wordml" xmlns:w15="http://schemas.microsoft.com/office/word/2012/wordml" xmlns:w16cex="http://schemas.microsoft.com/office/word/2018/wordml/cex" xmlns:w16cid="http://schemas.microsoft.com/office/word/2016/wordml/cid" xmlns:w16="http://schemas.microsoft.com/office/word/2018/wordml" xmlns:w16du="http://schemas.microsoft.com/office/word/2023/wordml/word16du" xmlns:w16sdtdh="http://schemas.microsoft.com/office/word/2020/wordml/sdtdatahash" xmlns:w16sdtfl="http://schemas.microsoft.com/office/word/2024/wordml/sdtformatlock" xmlns:w16se="http://schemas.microsoft.com/office/word/2015/wordml/symex" mc:Ignorable="w14 w15 w16se w16cid w16 w16cex w16sdtdh w16sdtfl w16du">
   <w:docDefaults>
     <w:rPrDefault>
       <w:rPr>
@@ -2400,7 +2182,7 @@
     <w:lsdException w:name="Unresolved Mention" w:semiHidden="1" w:unhideWhenUsed="1"/>
     <w:lsdException w:name="Smart Link" w:semiHidden="1" w:unhideWhenUsed="1"/>
   </w:latentStyles>
-  <w:style w:type="paragraph" w:default="1" w:styleId="Normal">
+  <w:style w:type="paragraph" w:default="1" w:styleId="a">
     <w:name w:val="Normal"/>
     <w:qFormat/>
     <w:rsid w:val="0042192B"/>
@@ -2409,12 +2191,13 @@
       <w:sz w:val="28"/>
     </w:rPr>
   </w:style>
-  <w:style w:type="character" w:default="1" w:styleId="DefaultParagraphFont">
+  <w:style w:type="character" w:default="1" w:styleId="a0">
     <w:name w:val="Default Paragraph Font"/>
     <w:uiPriority w:val="1"/>
+    <w:semiHidden/>
     <w:unhideWhenUsed/>
   </w:style>
-  <w:style w:type="table" w:default="1" w:styleId="TableNormal">
+  <w:style w:type="table" w:default="1" w:styleId="a1">
     <w:name w:val="Normal Table"/>
     <w:uiPriority w:val="99"/>
     <w:semiHidden/>
@@ -2429,11 +2212,22 @@
       </w:tblCellMar>
     </w:tblPr>
   </w:style>
-  <w:style w:type="numbering" w:default="1" w:styleId="NoList">
+  <w:style w:type="numbering" w:default="1" w:styleId="a2">
     <w:name w:val="No List"/>
     <w:uiPriority w:val="99"/>
     <w:semiHidden/>
     <w:unhideWhenUsed/>
+  </w:style>
+  <w:style w:type="paragraph" w:styleId="a3">
+    <w:name w:val="List Paragraph"/>
+    <w:basedOn w:val="a"/>
+    <w:uiPriority w:val="34"/>
+    <w:qFormat/>
+    <w:rsid w:val="00451F30"/>
+    <w:pPr>
+      <w:ind w:left="720"/>
+      <w:contextualSpacing/>
+    </w:pPr>
   </w:style>
 </w:styles>
 </file>
